--- a/03_Outputs/final scripts/ar/Module 9/9.0.0-ar.docx
+++ b/03_Outputs/final scripts/ar/Module 9/9.0.0-ar.docx
@@ -24,7 +24,7 @@
     </w:p>
     <w:p>
       <w:r>
-        <w:t>سواء كنت صانع سياسات، أو مستثمرًا، أو ممارسًا، ستزودك هذه الوحدة بالمعرفة والأدوات لمساعدتك على دفع التحول الطاقي قدمًا—جاعلاً الطاقة النظيفة والميسورة واقعًا للجميع.</w:t>
+        <w:t>سواء كنت صانع سياسات، أو مستثمرًا، أو ممارسًا، ستزودك هذه الوحدة بالمعرفة والأدوات للمساعدة في دفع التحول الطاقي قدمًا—جاعلاً الطاقة النظيفة والميسورة واقعًا للجميع.</w:t>
       </w:r>
     </w:p>
     <w:p>
